--- a/deliverable-docs/Service Identification Table.docx
+++ b/deliverable-docs/Service Identification Table.docx
@@ -272,7 +272,14 @@
           </w:tcPr>
           <w:p>
             <w:r>
-              <w:t>REST (provider); Kafka producer: student.created</w:t>
+              <w:rPr/>
+              <w:t xml:space="preserve">REST (provider); Kafka producer: </w:t>
+            </w:r>
+            <w:r>
+              <w:rPr>
+                <w:b/>
+              </w:rPr>
+              <w:t>student.created</w:t>
             </w:r>
           </w:p>
         </w:tc>
@@ -396,7 +403,14 @@
           </w:tcPr>
           <w:p>
             <w:r>
-              <w:t>REST (calls Student Service); Kafka producer: exam.registered</w:t>
+              <w:rPr/>
+              <w:t xml:space="preserve">REST (calls Student Service); Kafka producer: </w:t>
+            </w:r>
+            <w:r>
+              <w:rPr>
+                <w:b/>
+              </w:rPr>
+              <w:t>exam.registered</w:t>
             </w:r>
           </w:p>
         </w:tc>
@@ -458,7 +472,14 @@
           </w:tcPr>
           <w:p>
             <w:r>
-              <w:t>REST (provider); Kafka producer: result.published</w:t>
+              <w:rPr/>
+              <w:t xml:space="preserve">REST (provider); Kafka producer: </w:t>
+            </w:r>
+            <w:r>
+              <w:rPr>
+                <w:b/>
+              </w:rPr>
+              <w:t>result.published</w:t>
             </w:r>
           </w:p>
         </w:tc>
@@ -582,7 +603,34 @@
           </w:tcPr>
           <w:p>
             <w:r>
-              <w:t>Kafka consumer: student.created, exam.registered, result.published</w:t>
+              <w:rPr/>
+              <w:t xml:space="preserve">Kafka consumer: </w:t>
+            </w:r>
+            <w:r>
+              <w:rPr>
+                <w:b/>
+              </w:rPr>
+              <w:t>student.created</w:t>
+            </w:r>
+            <w:r>
+              <w:rPr/>
+              <w:t xml:space="preserve">, </w:t>
+            </w:r>
+            <w:r>
+              <w:rPr>
+                <w:b/>
+              </w:rPr>
+              <w:t>exam.registered</w:t>
+            </w:r>
+            <w:r>
+              <w:rPr/>
+              <w:t xml:space="preserve">, </w:t>
+            </w:r>
+            <w:r>
+              <w:rPr>
+                <w:b/>
+              </w:rPr>
+              <w:t>result.published</w:t>
             </w:r>
           </w:p>
         </w:tc>
@@ -644,7 +692,14 @@
           </w:tcPr>
           <w:p>
             <w:r>
-              <w:t>Kafka consumer: result.published</w:t>
+              <w:rPr/>
+              <w:t xml:space="preserve">Kafka consumer: </w:t>
+            </w:r>
+            <w:r>
+              <w:rPr>
+                <w:b/>
+              </w:rPr>
+              <w:t>result.published</w:t>
             </w:r>
           </w:p>
         </w:tc>
@@ -935,6 +990,9 @@
           </w:tcPr>
           <w:p>
             <w:r>
+              <w:rPr>
+                <w:b/>
+              </w:rPr>
               <w:t>student.created</w:t>
             </w:r>
           </w:p>
@@ -967,6 +1025,9 @@
           </w:tcPr>
           <w:p>
             <w:r>
+              <w:rPr>
+                <w:b/>
+              </w:rPr>
               <w:t>exam.registered</w:t>
             </w:r>
           </w:p>
@@ -999,6 +1060,9 @@
           </w:tcPr>
           <w:p>
             <w:r>
+              <w:rPr>
+                <w:b/>
+              </w:rPr>
               <w:t>result.published</w:t>
             </w:r>
           </w:p>
